--- a/docs/companion/Chapter8/Word/How_the_Brain_Learns_Chapter_8_Student_Notes_and_Labs.docx
+++ b/docs/companion/Chapter8/Word/How_the_Brain_Learns_Chapter_8_Student_Notes_and_Labs.docx
@@ -1424,7 +1424,7 @@
         <w:pStyle w:val="Compact"/>
       </w:pPr>
       <w:r>
-        <w:t xml:space="preserve">With d = 10 s. (Check: best at a = 1.5 or 2.0, which are nearly tied at 0.152.)</w:t>
+        <w:t xml:space="preserve">With d = 10 s. (Check: 0.105, 0.137, 0.152, 0.151; a = 1.5 is marginally best, with a = 2.0 nearly tied.)</w:t>
       </w:r>
     </w:p>
     <w:p>
